--- a/word_reports/LP_0354_위치_268_The Rolling Stones_Greate.docx
+++ b/word_reports/LP_0354_위치_268_The Rolling Stones_Greate.docx
@@ -4,7 +4,7 @@
   <w:body>
     <w:p>
       <w:pPr>
-        <w:spacing w:after="280"/>
+        <w:spacing w:after="80"/>
       </w:pPr>
       <w:r>
         <w:rPr w:rFonts="맑은 고딕">
@@ -13,94 +13,47 @@
           <w:color w:val="1E3A8A"/>
           <w:sz w:val="30"/>
         </w:rPr>
-        <w:t>[268] The Rolling Stones - Greatest Hits Vol. 1</w:t>
+        <w:t>The Rolling Stones (롤링 스톤즈) - Greatest Hits Vol. 1</w:t>
       </w:r>
     </w:p>
     <w:p>
       <w:pPr>
-        <w:spacing w:after="320"/>
+        <w:spacing w:after="240"/>
       </w:pPr>
       <w:r>
         <w:rPr w:rFonts="맑은 고딕">
           <w:rFonts w:ascii="맑은 고딕" w:hAnsi="맑은 고딕" w:eastAsia="맑은 고딕"/>
           <w:b/>
-          <w:sz w:val="20"/>
+          <w:color w:val="4B5563"/>
+          <w:sz w:val="22"/>
         </w:rPr>
-        <w:t>■ 위치 : 268</w:t>
-        <w:br/>
-      </w:r>
-      <w:r>
-        <w:rPr w:rFonts="맑은 고딕">
-          <w:rFonts w:ascii="맑은 고딕" w:hAnsi="맑은 고딕" w:eastAsia="맑은 고딕"/>
-          <w:b/>
-          <w:sz w:val="20"/>
-        </w:rPr>
-        <w:t>■ 아티스트 : The Rolling Stones</w:t>
-        <w:br/>
-      </w:r>
-      <w:r>
-        <w:rPr w:rFonts="맑은 고딕">
-          <w:rFonts w:ascii="맑은 고딕" w:hAnsi="맑은 고딕" w:eastAsia="맑은 고딕"/>
-          <w:b/>
-          <w:sz w:val="20"/>
-        </w:rPr>
-        <w:t>■ 앨범명 : Greatest Hits Vol. 1</w:t>
-        <w:br/>
-      </w:r>
-      <w:r>
-        <w:rPr w:rFonts="맑은 고딕">
-          <w:rFonts w:ascii="맑은 고딕" w:hAnsi="맑은 고딕" w:eastAsia="맑은 고딕"/>
-          <w:b w:val="0"/>
-          <w:sz w:val="20"/>
-        </w:rPr>
-        <w:t>■ 음반 레이블 : Decca Records (또는 London Records)</w:t>
-        <w:br/>
-      </w:r>
-      <w:r>
-        <w:rPr w:rFonts="맑은 고딕">
-          <w:rFonts w:ascii="맑은 고딕" w:hAnsi="맑은 고딕" w:eastAsia="맑은 고딕"/>
-          <w:b w:val="0"/>
-          <w:sz w:val="20"/>
-        </w:rPr>
-        <w:t>■ 발매년도 : 1977</w:t>
-        <w:br/>
-      </w:r>
-      <w:r>
-        <w:rPr w:rFonts="맑은 고딕">
-          <w:rFonts w:ascii="맑은 고딕" w:hAnsi="맑은 고딕" w:eastAsia="맑은 고딕"/>
-          <w:b w:val="0"/>
-          <w:sz w:val="20"/>
-        </w:rPr>
-        <w:t>■ 장르 : 록 (Rock), 블루스 록 (Blues Rock), 브리티시 인베이전 (British Invasion)</w:t>
-        <w:br/>
-      </w:r>
-      <w:r>
-        <w:rPr w:rFonts="맑은 고딕">
-          <w:rFonts w:ascii="맑은 고딕" w:hAnsi="맑은 고딕" w:eastAsia="맑은 고딕"/>
-          <w:b w:val="0"/>
-          <w:sz w:val="20"/>
-        </w:rPr>
-        <w:t>■ 주요 수록곡 : 1. (I Can't Get No) Satisfaction</w:t>
-        <w:br/>
+        <w:t>위치 :  268</w:t>
       </w:r>
     </w:p>
     <w:p>
       <w:pPr>
-        <w:spacing w:after="160"/>
+        <w:spacing w:line="324" w:lineRule="auto" w:before="80" w:after="160"/>
       </w:pPr>
       <w:r>
         <w:rPr w:rFonts="맑은 고딕">
           <w:rFonts w:ascii="맑은 고딕" w:hAnsi="맑은 고딕" w:eastAsia="맑은 고딕"/>
           <w:b/>
           <w:color w:val="1F2937"/>
-          <w:sz w:val="24"/>
+          <w:sz w:val="22"/>
         </w:rPr>
-        <w:t>■ 음반 해설 및 감상 가이드</w:t>
+        <w:t xml:space="preserve">[음반 소개] </w:t>
+      </w:r>
+      <w:r>
+        <w:rPr w:rFonts="맑은 고딕">
+          <w:rFonts w:ascii="맑은 고딕" w:hAnsi="맑은 고딕" w:eastAsia="맑은 고딕"/>
+          <w:b w:val="0"/>
+          <w:sz w:val="21"/>
+        </w:rPr>
       </w:r>
     </w:p>
     <w:p>
       <w:pPr>
-        <w:spacing w:line="312" w:lineRule="auto" w:after="120"/>
+        <w:spacing w:line="324" w:lineRule="auto" w:after="120"/>
       </w:pPr>
       <w:r>
         <w:rPr w:rFonts="맑은 고딕">
@@ -108,51 +61,516 @@
           <w:b w:val="0"/>
           <w:sz w:val="21"/>
         </w:rPr>
-        <w:t>록 음악 역사상 가장 위대하고 매력적인 반항아, 롤링 스톤스(The Rolling Stones)의 초기 전성기 정수를 압축한 『Greatest Hits Vol. 1』은 그들의 정체성이 확립되던 1960년대 비틀스(The Beatles)의 대척점에서 청춘의 분노와 거친 에너지를 대변했던 명곡들을 한데 모은 명반입니다. 1960년대 초·중반 데카(Decca) 레이블을 통해 발표된 이들의 초기 히트곡들은 미시시피 델타 블루스에 뿌리를 두면서도 가장 현대적이고 파격적인 록 사운드로 재창조되었으며, 본 음반은 롤링 스톤스가 어떻게 세계 최정상의 록 밴드로 도약했는지를 명확히 증명해 줍니다.</w:t>
+        <w:t>반세기가 넘는 세월 동안 록 음악의 거친 심장이자 자유의 상징으로 군림해 온 롤링 스톤즈의 빛나는 여명이 고스란히 응축된 명반입니다. 1960년대 대중음악의 지형도를 단숨에 뒤바꾼 이들의 날 선 블루스 감성과 도발적인 에너지는 LP라는 아날로그 매체를 통해 한층 더 원초적이고 생생한 숨결을 내뿜습니다. 정제되지 않은 젊음의 반항과 시대를 관통하는 서정적 멜로디가 절묘한 균형을 이루며, 반항의 미학이 어떻게 클래식의 반열에 오르게 되었는지를 웅변합니다. 턴테이블의 바늘이 닿는 순간, 청자들은 거친 런던의 골목길에서 피어난 불멸의 록 앤 롤 서사시 속으로 빠져들게 됩니다.</w:t>
       </w:r>
     </w:p>
     <w:p>
       <w:pPr>
-        <w:spacing w:line="312" w:lineRule="auto" w:after="120"/>
+        <w:spacing w:line="324" w:lineRule="auto" w:before="200" w:after="80"/>
       </w:pPr>
+      <w:r>
+        <w:rPr w:rFonts="맑은 고딕">
+          <w:rFonts w:ascii="맑은 고딕" w:hAnsi="맑은 고딕" w:eastAsia="맑은 고딕"/>
+          <w:b/>
+          <w:color w:val="1E3A8A"/>
+          <w:sz w:val="24"/>
+        </w:rPr>
+        <w:t>1. 음반 데이터</w:t>
+      </w:r>
+    </w:p>
+    <w:p>
+      <w:pPr>
+        <w:spacing w:line="324" w:lineRule="auto" w:after="80"/>
+      </w:pPr>
+      <w:r>
+        <w:rPr w:rFonts="맑은 고딕">
+          <w:rFonts w:ascii="맑은 고딕" w:hAnsi="맑은 고딕" w:eastAsia="맑은 고딕"/>
+          <w:b w:val="0"/>
+          <w:color w:val="6B7280"/>
+          <w:sz w:val="21"/>
+        </w:rPr>
+        <w:t xml:space="preserve">· </w:t>
+      </w:r>
+      <w:r>
+        <w:rPr w:rFonts="맑은 고딕">
+          <w:rFonts w:ascii="맑은 고딕" w:hAnsi="맑은 고딕" w:eastAsia="맑은 고딕"/>
+          <w:b/>
+          <w:color w:val="1F2937"/>
+          <w:sz w:val="21"/>
+        </w:rPr>
+        <w:t xml:space="preserve">앨범명: </w:t>
+      </w:r>
       <w:r>
         <w:rPr w:rFonts="맑은 고딕">
           <w:rFonts w:ascii="맑은 고딕" w:hAnsi="맑은 고딕" w:eastAsia="맑은 고딕"/>
           <w:b w:val="0"/>
           <w:sz w:val="21"/>
         </w:rPr>
-        <w:t>음악적으로 이 음반은 키스 리처즈(Keith Richards)의 선명하고 독창적인 기타 리프와 믹 재거(Mick Jagger)의 도발적이고 페로몬 짙은 보컬이 이끄는 완벽한 조화를 보여줍니다. 더불어 고(故) 브라이언 존스(Brian Jones)의 다재다능한 악기 연주 스펙트럼과 찰리 와츠(Charlie Watts), 빌 와이먼(Bill Wyman)이 구축한 견고한 리듬 섹션은 곡마다 생동감 넘치는 입체감을 부여합니다. 블루스의 거친 질감과 포크의 서정성, 그리고 시대를 앞서간 사이케델릭 요소까지 집약되어 있어 60년대 록 음악의 진화 과정을 한눈에 파악할 수 있습니다.</w:t>
+        <w:t>Greatest Hits Vol. 1</w:t>
       </w:r>
     </w:p>
     <w:p>
       <w:pPr>
-        <w:spacing w:line="312" w:lineRule="auto" w:after="120"/>
+        <w:spacing w:line="324" w:lineRule="auto" w:after="80"/>
       </w:pPr>
+      <w:r>
+        <w:rPr w:rFonts="맑은 고딕">
+          <w:rFonts w:ascii="맑은 고딕" w:hAnsi="맑은 고딕" w:eastAsia="맑은 고딕"/>
+          <w:b w:val="0"/>
+          <w:color w:val="6B7280"/>
+          <w:sz w:val="21"/>
+        </w:rPr>
+        <w:t xml:space="preserve">· </w:t>
+      </w:r>
+      <w:r>
+        <w:rPr w:rFonts="맑은 고딕">
+          <w:rFonts w:ascii="맑은 고딕" w:hAnsi="맑은 고딕" w:eastAsia="맑은 고딕"/>
+          <w:b/>
+          <w:color w:val="1F2937"/>
+          <w:sz w:val="21"/>
+        </w:rPr>
+        <w:t xml:space="preserve">아티스트: </w:t>
+      </w:r>
       <w:r>
         <w:rPr w:rFonts="맑은 고딕">
           <w:rFonts w:ascii="맑은 고딕" w:hAnsi="맑은 고딕" w:eastAsia="맑은 고딕"/>
           <w:b w:val="0"/>
           <w:sz w:val="21"/>
         </w:rPr>
-        <w:t>수록곡 하나하나가 록 음악의 역사를 바꾼 이정표라 해도 과언이 아닙니다. 록 음악 역사상 가장 유명한 3음 리프로 시작하는 "(I Can't Get No) Satisfaction"은 시대의 불만을 완벽하게 포착한 불후의 명곡이며, 시타르 연주가 이국적이면서도 어두운 심상을 자아내는 "Paint It Black"은 이들의 스펙트럼이 얼마나 넓었는지를 보여줍니다. 또한, 서정적인 현악 편곡과 믹 재거의 담담한 음색이 어우러진 "As Tears Go By"와 "Ruby Tuesday" 같은 클래식 발라드는 밴드의 섬세한 예술적 감수성을 증명하며, "Jumpin' Jack Flash"와 "Honky Tonk Women"은 롤링 스톤스 특유의 그루브 넘치는 록앤롤 카타르시스를 선사합니다.</w:t>
+        <w:t>The Rolling Stones (롤링 스톤즈)</w:t>
       </w:r>
     </w:p>
     <w:p>
       <w:pPr>
-        <w:spacing w:line="312" w:lineRule="auto" w:after="120"/>
+        <w:spacing w:line="324" w:lineRule="auto" w:after="80"/>
       </w:pPr>
+      <w:r>
+        <w:rPr w:rFonts="맑은 고딕">
+          <w:rFonts w:ascii="맑은 고딕" w:hAnsi="맑은 고딕" w:eastAsia="맑은 고딕"/>
+          <w:b w:val="0"/>
+          <w:color w:val="6B7280"/>
+          <w:sz w:val="21"/>
+        </w:rPr>
+        <w:t xml:space="preserve">· </w:t>
+      </w:r>
+      <w:r>
+        <w:rPr w:rFonts="맑은 고딕">
+          <w:rFonts w:ascii="맑은 고딕" w:hAnsi="맑은 고딕" w:eastAsia="맑은 고딕"/>
+          <w:b/>
+          <w:color w:val="1F2937"/>
+          <w:sz w:val="21"/>
+        </w:rPr>
+        <w:t xml:space="preserve">발매 정보: </w:t>
+      </w:r>
       <w:r>
         <w:rPr w:rFonts="맑은 고딕">
           <w:rFonts w:ascii="맑은 고딕" w:hAnsi="맑은 고딕" w:eastAsia="맑은 고딕"/>
           <w:b w:val="0"/>
           <w:sz w:val="21"/>
         </w:rPr>
-        <w:t>이 LP는 단순히 히트곡을 모아놓은 컴필레이션을 넘어, 20세기 대중음악사의 청사진을 담고 있는 소중한 사료입니다. 아날로그 바이닐 특유의 따뜻하면서도 날카롭게 파고드는 질감은 키스 리처즈의 앰프 드라이브 소리와 믹 재거의 거친 숨소리를 더욱 사실적으로 전달합니다. 턴테이블 위에서 바늘이 회전하는 동안 청자는 1960년대 청년 문화의 중심부이자, 록 음악이 가장 뜨겁게 불타오르던 그 찬란한 시대의 한가운데로 빠져드는 특별한 경험을 하게 될 것입니다.</w:t>
+        <w:t>1960년대 데카(Decca) 및 런던(London) 레코드 시절, 밴드의 폭발적인 성장을 견인했던 초기 골든 에라의 정수를 집대성하여 발매된 정통 컴필레이션 앨범입니다.</w:t>
+      </w:r>
+    </w:p>
+    <w:p>
+      <w:pPr>
+        <w:spacing w:line="324" w:lineRule="auto" w:after="80"/>
+      </w:pPr>
+      <w:r>
+        <w:rPr w:rFonts="맑은 고딕">
+          <w:rFonts w:ascii="맑은 고딕" w:hAnsi="맑은 고딕" w:eastAsia="맑은 고딕"/>
+          <w:b w:val="0"/>
+          <w:color w:val="6B7280"/>
+          <w:sz w:val="21"/>
+        </w:rPr>
+        <w:t xml:space="preserve">· </w:t>
+      </w:r>
+      <w:r>
+        <w:rPr w:rFonts="맑은 고딕">
+          <w:rFonts w:ascii="맑은 고딕" w:hAnsi="맑은 고딕" w:eastAsia="맑은 고딕"/>
+          <w:b/>
+          <w:color w:val="1F2937"/>
+          <w:sz w:val="21"/>
+        </w:rPr>
+        <w:t xml:space="preserve">LP 인기도(판매량): </w:t>
+      </w:r>
+      <w:r>
+        <w:rPr w:rFonts="맑은 고딕">
+          <w:rFonts w:ascii="맑은 고딕" w:hAnsi="맑은 고딕" w:eastAsia="맑은 고딕"/>
+          <w:b w:val="0"/>
+          <w:sz w:val="21"/>
+        </w:rPr>
+        <w:t>발매 당시 전 세계 주요 앨범 차트 최상위권을 휩쓸었으며, 밴드의 초기 대표 레퍼토리를 집약한 앨범으로서 수백만 장 이상의 스테디셀러 판매고를 기록하며 플래티넘 인증을 획득했습니다.</w:t>
+      </w:r>
+    </w:p>
+    <w:p>
+      <w:pPr>
+        <w:spacing w:line="324" w:lineRule="auto" w:after="80"/>
+      </w:pPr>
+      <w:r>
+        <w:rPr w:rFonts="맑은 고딕">
+          <w:rFonts w:ascii="맑은 고딕" w:hAnsi="맑은 고딕" w:eastAsia="맑은 고딕"/>
+          <w:b w:val="0"/>
+          <w:color w:val="6B7280"/>
+          <w:sz w:val="21"/>
+        </w:rPr>
+        <w:t xml:space="preserve">· </w:t>
+      </w:r>
+      <w:r>
+        <w:rPr w:rFonts="맑은 고딕">
+          <w:rFonts w:ascii="맑은 고딕" w:hAnsi="맑은 고딕" w:eastAsia="맑은 고딕"/>
+          <w:b/>
+          <w:color w:val="1F2937"/>
+          <w:sz w:val="21"/>
+        </w:rPr>
+        <w:t xml:space="preserve">각종 수상경력: </w:t>
+      </w:r>
+      <w:r>
+        <w:rPr w:rFonts="맑은 고딕">
+          <w:rFonts w:ascii="맑은 고딕" w:hAnsi="맑은 고딕" w:eastAsia="맑은 고딕"/>
+          <w:b w:val="0"/>
+          <w:sz w:val="21"/>
+        </w:rPr>
+        <w:t>수록곡 대다수가 ‘그래미 명예의 전당(Grammy Hall of Fame)’에 헌액되었으며, 롤링 스톤 지 선정 ‘역사상 가장 위대한 노래 500곡’의 상위권을 독식하는 등 음악적 권위를 공인받았습니다.</w:t>
+      </w:r>
+    </w:p>
+    <w:p>
+      <w:pPr>
+        <w:spacing w:line="324" w:lineRule="auto" w:before="200" w:after="80"/>
+      </w:pPr>
+      <w:r>
+        <w:rPr w:rFonts="맑은 고딕">
+          <w:rFonts w:ascii="맑은 고딕" w:hAnsi="맑은 고딕" w:eastAsia="맑은 고딕"/>
+          <w:b/>
+          <w:color w:val="1E3A8A"/>
+          <w:sz w:val="24"/>
+        </w:rPr>
+        <w:t>2. 아티스트 정보</w:t>
+      </w:r>
+    </w:p>
+    <w:p>
+      <w:pPr>
+        <w:spacing w:line="324" w:lineRule="auto" w:after="80"/>
+      </w:pPr>
+      <w:r>
+        <w:rPr w:rFonts="맑은 고딕">
+          <w:rFonts w:ascii="맑은 고딕" w:hAnsi="맑은 고딕" w:eastAsia="맑은 고딕"/>
+          <w:b w:val="0"/>
+          <w:color w:val="6B7280"/>
+          <w:sz w:val="21"/>
+        </w:rPr>
+        <w:t xml:space="preserve">· </w:t>
+      </w:r>
+      <w:r>
+        <w:rPr w:rFonts="맑은 고딕">
+          <w:rFonts w:ascii="맑은 고딕" w:hAnsi="맑은 고딕" w:eastAsia="맑은 고딕"/>
+          <w:b/>
+          <w:color w:val="1F2937"/>
+          <w:sz w:val="21"/>
+        </w:rPr>
+        <w:t xml:space="preserve">국적: </w:t>
+      </w:r>
+      <w:r>
+        <w:rPr w:rFonts="맑은 고딕">
+          <w:rFonts w:ascii="맑은 고딕" w:hAnsi="맑은 고딕" w:eastAsia="맑은 고딕"/>
+          <w:b w:val="0"/>
+          <w:sz w:val="21"/>
+        </w:rPr>
+        <w:t>영국 (United Kingdom)</w:t>
+      </w:r>
+    </w:p>
+    <w:p>
+      <w:pPr>
+        <w:spacing w:line="324" w:lineRule="auto" w:after="80"/>
+      </w:pPr>
+      <w:r>
+        <w:rPr w:rFonts="맑은 고딕">
+          <w:rFonts w:ascii="맑은 고딕" w:hAnsi="맑은 고딕" w:eastAsia="맑은 고딕"/>
+          <w:b w:val="0"/>
+          <w:color w:val="6B7280"/>
+          <w:sz w:val="21"/>
+        </w:rPr>
+        <w:t xml:space="preserve">· </w:t>
+      </w:r>
+      <w:r>
+        <w:rPr w:rFonts="맑은 고딕">
+          <w:rFonts w:ascii="맑은 고딕" w:hAnsi="맑은 고딕" w:eastAsia="맑은 고딕"/>
+          <w:b/>
+          <w:color w:val="1F2937"/>
+          <w:sz w:val="21"/>
+        </w:rPr>
+        <w:t xml:space="preserve">생몰년도: </w:t>
+      </w:r>
+      <w:r>
+        <w:rPr w:rFonts="맑은 고딕">
+          <w:rFonts w:ascii="맑은 고딕" w:hAnsi="맑은 고딕" w:eastAsia="맑은 고딕"/>
+          <w:b w:val="0"/>
+          <w:sz w:val="21"/>
+        </w:rPr>
+        <w:t>1962년 결성 ~ 현재 활동 중</w:t>
+      </w:r>
+    </w:p>
+    <w:p>
+      <w:pPr>
+        <w:spacing w:line="324" w:lineRule="auto" w:after="80"/>
+      </w:pPr>
+      <w:r>
+        <w:rPr w:rFonts="맑은 고딕">
+          <w:rFonts w:ascii="맑은 고딕" w:hAnsi="맑은 고딕" w:eastAsia="맑은 고딕"/>
+          <w:b w:val="0"/>
+          <w:color w:val="6B7280"/>
+          <w:sz w:val="21"/>
+        </w:rPr>
+        <w:t xml:space="preserve">· </w:t>
+      </w:r>
+      <w:r>
+        <w:rPr w:rFonts="맑은 고딕">
+          <w:rFonts w:ascii="맑은 고딕" w:hAnsi="맑은 고딕" w:eastAsia="맑은 고딕"/>
+          <w:b/>
+          <w:color w:val="1F2937"/>
+          <w:sz w:val="21"/>
+        </w:rPr>
+        <w:t xml:space="preserve">그룹 소속: </w:t>
+      </w:r>
+      <w:r>
+        <w:rPr w:rFonts="맑은 고딕">
+          <w:rFonts w:ascii="맑은 고딕" w:hAnsi="맑은 고딕" w:eastAsia="맑은 고딕"/>
+          <w:b w:val="0"/>
+          <w:sz w:val="21"/>
+        </w:rPr>
+        <w:t>록 밴드 (Rock Band)</w:t>
+      </w:r>
+    </w:p>
+    <w:p>
+      <w:pPr>
+        <w:spacing w:line="324" w:lineRule="auto" w:after="80"/>
+      </w:pPr>
+      <w:r>
+        <w:rPr w:rFonts="맑은 고딕">
+          <w:rFonts w:ascii="맑은 고딕" w:hAnsi="맑은 고딕" w:eastAsia="맑은 고딕"/>
+          <w:b w:val="0"/>
+          <w:color w:val="6B7280"/>
+          <w:sz w:val="21"/>
+        </w:rPr>
+        <w:t xml:space="preserve">· </w:t>
+      </w:r>
+      <w:r>
+        <w:rPr w:rFonts="맑은 고딕">
+          <w:rFonts w:ascii="맑은 고딕" w:hAnsi="맑은 고딕" w:eastAsia="맑은 고딕"/>
+          <w:b/>
+          <w:color w:val="1F2937"/>
+          <w:sz w:val="21"/>
+        </w:rPr>
+        <w:t xml:space="preserve">아티스트 소개: </w:t>
+      </w:r>
+      <w:r>
+        <w:rPr w:rFonts="맑은 고딕">
+          <w:rFonts w:ascii="맑은 고딕" w:hAnsi="맑은 고딕" w:eastAsia="맑은 고딕"/>
+          <w:b w:val="0"/>
+          <w:sz w:val="21"/>
+        </w:rPr>
+        <w:t>믹 재거와 키스 리처즈를 중심으로 결성된 롤링 스톤즈는 시카고 블루스의 깊은 토양 위에 영국 특유의 도발적인 록 사운드를 접목하여 록 앤 롤의 새로운 문법을 창조했습니다. 비틀즈와 함께 ‘브리티시 인베이전(British Invasion)’을 주도하며 대중문화의 판도를 바꾸었고, 60년이 넘는 시간 동안 타협 없는 음악적 생명력을 과시하고 있는 살아있는 전설입니다.</w:t>
+      </w:r>
+    </w:p>
+    <w:p>
+      <w:pPr>
+        <w:spacing w:line="324" w:lineRule="auto" w:before="200" w:after="80"/>
+      </w:pPr>
+      <w:r>
+        <w:rPr w:rFonts="맑은 고딕">
+          <w:rFonts w:ascii="맑은 고딕" w:hAnsi="맑은 고딕" w:eastAsia="맑은 고딕"/>
+          <w:b/>
+          <w:color w:val="1E3A8A"/>
+          <w:sz w:val="24"/>
+        </w:rPr>
+        <w:t>3. 음반 상세 분석</w:t>
+      </w:r>
+    </w:p>
+    <w:p>
+      <w:pPr>
+        <w:spacing w:line="324" w:lineRule="auto" w:after="80"/>
+      </w:pPr>
+      <w:r>
+        <w:rPr w:rFonts="맑은 고딕">
+          <w:rFonts w:ascii="맑은 고딕" w:hAnsi="맑은 고딕" w:eastAsia="맑은 고딕"/>
+          <w:b w:val="0"/>
+          <w:color w:val="6B7280"/>
+          <w:sz w:val="21"/>
+        </w:rPr>
+        <w:t xml:space="preserve">· </w:t>
+      </w:r>
+      <w:r>
+        <w:rPr w:rFonts="맑은 고딕">
+          <w:rFonts w:ascii="맑은 고딕" w:hAnsi="맑은 고딕" w:eastAsia="맑은 고딕"/>
+          <w:b/>
+          <w:color w:val="1F2937"/>
+          <w:sz w:val="21"/>
+        </w:rPr>
+        <w:t xml:space="preserve">역사적 위치: </w:t>
+      </w:r>
+      <w:r>
+        <w:rPr w:rFonts="맑은 고딕">
+          <w:rFonts w:ascii="맑은 고딕" w:hAnsi="맑은 고딕" w:eastAsia="맑은 고딕"/>
+          <w:b w:val="0"/>
+          <w:sz w:val="21"/>
+        </w:rPr>
+        <w:t>본 음반은 롤링 스톤즈가 단순한 블루스 리바이벌 밴드에서 독창적인 작곡 능력을 지닌 독보적 아티스트로 도약하던 변혁기의 궤적을 명징하게 보여줍니다. 모즈(Mods)와 로커스(Rockers)의 대립, 기성세대의 질서에 균열을 내기 시작한 1960년대 중후반의 시대정신을 음악이라는 예술적 형식으로 완벽하게 승화시킨 음악사적 기념비입니다.</w:t>
+      </w:r>
+    </w:p>
+    <w:p>
+      <w:pPr>
+        <w:spacing w:line="324" w:lineRule="auto" w:after="80"/>
+      </w:pPr>
+      <w:r>
+        <w:rPr w:rFonts="맑은 고딕">
+          <w:rFonts w:ascii="맑은 고딕" w:hAnsi="맑은 고딕" w:eastAsia="맑은 고딕"/>
+          <w:b w:val="0"/>
+          <w:color w:val="6B7280"/>
+          <w:sz w:val="21"/>
+        </w:rPr>
+        <w:t xml:space="preserve">· </w:t>
+      </w:r>
+      <w:r>
+        <w:rPr w:rFonts="맑은 고딕">
+          <w:rFonts w:ascii="맑은 고딕" w:hAnsi="맑은 고딕" w:eastAsia="맑은 고딕"/>
+          <w:b/>
+          <w:color w:val="1F2937"/>
+          <w:sz w:val="21"/>
+        </w:rPr>
+        <w:t xml:space="preserve">시대의 흔적(스토리텔링): </w:t>
+      </w:r>
+      <w:r>
+        <w:rPr w:rFonts="맑은 고딕">
+          <w:rFonts w:ascii="맑은 고딕" w:hAnsi="맑은 고딕" w:eastAsia="맑은 고딕"/>
+          <w:b w:val="0"/>
+          <w:sz w:val="21"/>
+        </w:rPr>
+        <w:t>안개 자욱한 런던의 클럽에서 피어오른 담배 연기와 불안정한 청춘의 갈망이 고랑마다 각인되어 있습니다. 말끔한 수트를 차려입은 주류 사회의 위선에 맞서 날카로운 기타 리프와 원초적인 절규로 응답했던 당시 젊은 세대의 공기와 문화적 해방감이 레코드의 미세한 소리골 속에 그대로 박제되어 있습니다.</w:t>
+      </w:r>
+    </w:p>
+    <w:p>
+      <w:pPr>
+        <w:spacing w:line="324" w:lineRule="auto" w:before="200" w:after="80"/>
+      </w:pPr>
+      <w:r>
+        <w:rPr w:rFonts="맑은 고딕">
+          <w:rFonts w:ascii="맑은 고딕" w:hAnsi="맑은 고딕" w:eastAsia="맑은 고딕"/>
+          <w:b/>
+          <w:color w:val="1E3A8A"/>
+          <w:sz w:val="24"/>
+        </w:rPr>
+        <w:t>4. 주요 수록곡 및 감상 제언</w:t>
+      </w:r>
+    </w:p>
+    <w:p>
+      <w:pPr>
+        <w:spacing w:line="324" w:lineRule="auto" w:after="80"/>
+      </w:pPr>
+      <w:r>
+        <w:rPr w:rFonts="맑은 고딕">
+          <w:rFonts w:ascii="맑은 고딕" w:hAnsi="맑은 고딕" w:eastAsia="맑은 고딕"/>
+          <w:b w:val="0"/>
+          <w:color w:val="6B7280"/>
+          <w:sz w:val="21"/>
+        </w:rPr>
+        <w:t xml:space="preserve">· </w:t>
+      </w:r>
+      <w:r>
+        <w:rPr w:rFonts="맑은 고딕">
+          <w:rFonts w:ascii="맑은 고딕" w:hAnsi="맑은 고딕" w:eastAsia="맑은 고딕"/>
+          <w:b/>
+          <w:color w:val="1F2937"/>
+          <w:sz w:val="21"/>
+        </w:rPr>
+        <w:t xml:space="preserve">주요 수록곡 특징: </w:t>
+      </w:r>
+      <w:r>
+        <w:rPr w:rFonts="맑은 고딕">
+          <w:rFonts w:ascii="맑은 고딕" w:hAnsi="맑은 고딕" w:eastAsia="맑은 고딕"/>
+          <w:b w:val="0"/>
+          <w:sz w:val="21"/>
+        </w:rPr>
+        <w:t>시대를 불문하고 록의 영원한 찬가로 불리는 ‘(I Can't Get No) Satisfaction’의 강렬한 퍼즈 톤 기타 리프는 듣는 이를 전율케 하며, 동양적인 시타르 선율과 비극적 서정이 어우러진 ‘Paint It Black’은 짙은 음영의 미학을 전합니다. 이에 더해 스트링 오케스트레이션과 믹 재거의 담담한 슬픔이 돋보이는 챔버 팝의 걸작 ‘As Tears Go By’와 서정적인 멜로디의 극치를 보여주는 ‘Ruby Tuesday’는 밴드의 다채로운 음악적 스펙트럼을 증명합니다.</w:t>
+      </w:r>
+    </w:p>
+    <w:p>
+      <w:pPr>
+        <w:spacing w:line="324" w:lineRule="auto" w:after="80"/>
+      </w:pPr>
+      <w:r>
+        <w:rPr w:rFonts="맑은 고딕">
+          <w:rFonts w:ascii="맑은 고딕" w:hAnsi="맑은 고딕" w:eastAsia="맑은 고딕"/>
+          <w:b w:val="0"/>
+          <w:color w:val="6B7280"/>
+          <w:sz w:val="21"/>
+        </w:rPr>
+        <w:t xml:space="preserve">· </w:t>
+      </w:r>
+      <w:r>
+        <w:rPr w:rFonts="맑은 고딕">
+          <w:rFonts w:ascii="맑은 고딕" w:hAnsi="맑은 고딕" w:eastAsia="맑은 고딕"/>
+          <w:b/>
+          <w:color w:val="1F2937"/>
+          <w:sz w:val="21"/>
+        </w:rPr>
+        <w:t xml:space="preserve">빈티지 감상 제언: </w:t>
+      </w:r>
+      <w:r>
+        <w:rPr w:rFonts="맑은 고딕">
+          <w:rFonts w:ascii="맑은 고딕" w:hAnsi="맑은 고딕" w:eastAsia="맑은 고딕"/>
+          <w:b w:val="0"/>
+          <w:sz w:val="21"/>
+        </w:rPr>
+        <w:t>진공관 앰프 특유의 따뜻하고 두터운 중음역대와 만났을 때, 키스 리처즈의 거친 기타 배음과 찰리 와츠의 단단한 스네어 타격감이 공간을 입체적으로 채웁니다. 카트리지의 바늘 끝을 타고 흐르는 아날로그 특유의 질감은 디지털 음원에서는 결코 느낄 수 없는 믹 재거의 거친 숨결과 마이크 프리앰프의 자연스러운 포화감을 고스란히 되살려냅니다.</w:t>
+      </w:r>
+    </w:p>
+    <w:p>
+      <w:pPr>
+        <w:spacing w:line="324" w:lineRule="auto" w:after="80"/>
+      </w:pPr>
+      <w:r>
+        <w:rPr w:rFonts="맑은 고딕">
+          <w:rFonts w:ascii="맑은 고딕" w:hAnsi="맑은 고딕" w:eastAsia="맑은 고딕"/>
+          <w:b w:val="0"/>
+          <w:color w:val="6B7280"/>
+          <w:sz w:val="21"/>
+        </w:rPr>
+        <w:t xml:space="preserve">· </w:t>
+      </w:r>
+      <w:r>
+        <w:rPr w:rFonts="맑은 고딕">
+          <w:rFonts w:ascii="맑은 고딕" w:hAnsi="맑은 고딕" w:eastAsia="맑은 고딕"/>
+          <w:b/>
+          <w:color w:val="1F2937"/>
+          <w:sz w:val="21"/>
+        </w:rPr>
+        <w:t xml:space="preserve">소장 가치: </w:t>
+      </w:r>
+      <w:r>
+        <w:rPr w:rFonts="맑은 고딕">
+          <w:rFonts w:ascii="맑은 고딕" w:hAnsi="맑은 고딕" w:eastAsia="맑은 고딕"/>
+          <w:b w:val="0"/>
+          <w:sz w:val="21"/>
+        </w:rPr>
+        <w:t>록 역사의 가장 찬란했던 여명을 하나의 디스크에 온전히 담아낸 음반으로, 오리지널 아날로그 사운드의 진수를 체감할 수 있는 바이닐 애호가와 컬렉터들의 필수 소장 음반입니다.</w:t>
+      </w:r>
+    </w:p>
+    <w:p>
+      <w:pPr>
+        <w:spacing w:line="324" w:lineRule="auto" w:after="120" w:before="160"/>
+      </w:pPr>
+      <w:r>
+        <w:rPr w:rFonts="맑은 고딕">
+          <w:rFonts w:ascii="맑은 고딕" w:hAnsi="맑은 고딕" w:eastAsia="맑은 고딕"/>
+          <w:b/>
+          <w:color w:val="4338CA"/>
+          <w:sz w:val="21"/>
+        </w:rPr>
+        <w:t>이 음반을 통해 거친 저항의 틈바구니에서 피어난 순수한 서정미와 아날로그 바이닐만이 전해주는 감동을 다시 한번 경험해 보시는 것은 어떨까요?</w:t>
       </w:r>
     </w:p>
     <w:sectPr>
       <w:pgSz w:w="12240" w:h="15840"/>
-      <w:pgMar w:top="1440" w:right="1440" w:bottom="1440" w:left="1440" w:header="720" w:footer="720" w:gutter="0"/>
+      <w:pgMar w:top="1152" w:right="1296" w:bottom="1152" w:left="1296" w:header="720" w:footer="720" w:gutter="0"/>
       <w:cols w:space="720"/>
       <w:docGrid w:linePitch="360"/>
     </w:sectPr>

--- a/word_reports/LP_0354_위치_268_The Rolling Stones_Greate.docx
+++ b/word_reports/LP_0354_위치_268_The Rolling Stones_Greate.docx
@@ -32,7 +32,7 @@
     </w:p>
     <w:p>
       <w:pPr>
-        <w:spacing w:line="324" w:lineRule="auto" w:before="80" w:after="160"/>
+        <w:spacing w:line="324" w:lineRule="auto" w:before="80" w:after="120"/>
       </w:pPr>
       <w:r>
         <w:rPr w:rFonts="맑은 고딕">
@@ -42,13 +42,6 @@
           <w:sz w:val="22"/>
         </w:rPr>
         <w:t xml:space="preserve">[음반 소개] </w:t>
-      </w:r>
-      <w:r>
-        <w:rPr w:rFonts="맑은 고딕">
-          <w:rFonts w:ascii="맑은 고딕" w:hAnsi="맑은 고딕" w:eastAsia="맑은 고딕"/>
-          <w:b w:val="0"/>
-          <w:sz w:val="21"/>
-        </w:rPr>
       </w:r>
     </w:p>
     <w:p>
@@ -61,7 +54,33 @@
           <w:b w:val="0"/>
           <w:sz w:val="21"/>
         </w:rPr>
-        <w:t>반세기가 넘는 세월 동안 록 음악의 거친 심장이자 자유의 상징으로 군림해 온 롤링 스톤즈의 빛나는 여명이 고스란히 응축된 명반입니다. 1960년대 대중음악의 지형도를 단숨에 뒤바꾼 이들의 날 선 블루스 감성과 도발적인 에너지는 LP라는 아날로그 매체를 통해 한층 더 원초적이고 생생한 숨결을 내뿜습니다. 정제되지 않은 젊음의 반항과 시대를 관통하는 서정적 멜로디가 절묘한 균형을 이루며, 반항의 미학이 어떻게 클래식의 반열에 오르게 되었는지를 웅변합니다. 턴테이블의 바늘이 닿는 순간, 청자들은 거친 런던의 골목길에서 피어난 불멸의 록 앤 롤 서사시 속으로 빠져들게 됩니다.</w:t>
+        <w:t>1960년대, 전 세계를 뒤흔든 '브리티시 인베이전(British Invasion)'의 거대한 파고 속에서 롤링 스톤즈는 비틀즈의 단정함과 대척점을 이루며 날것 그대로의 야성과 반항의 미학을 전파했습니다. 초기 롤링 스톤즈의 빛나는 음악적 궤적을 농축한 [Greatest Hits Vol. 1]은 단순한 히트곡의 모음집을 넘어, 현대 록 음악이 어떻게 청춘의 원초적인 해방구이자 타협하지 않는 예술적 저항으로 진화했는지를 웅변하는 역사적 기록입니다.</w:t>
+      </w:r>
+    </w:p>
+    <w:p>
+      <w:pPr>
+        <w:spacing w:line="324" w:lineRule="auto" w:after="120"/>
+      </w:pPr>
+      <w:r>
+        <w:rPr w:rFonts="맑은 고딕">
+          <w:rFonts w:ascii="맑은 고딕" w:hAnsi="맑은 고딕" w:eastAsia="맑은 고딕"/>
+          <w:b w:val="0"/>
+          <w:sz w:val="21"/>
+        </w:rPr>
+        <w:t>머디 워터스의 시카고 블루스에 깊은 뿌리를 둔 이들은 믹 재거의 도발적이고도 유연한 보컬, 그리고 키스 리처즈의 거칠면서도 지극히 중독적인 기타 리프를 앞세워 런던 뒷골목의 음울함과 젊음의 갈증을 응축해 냈습니다. 이 음반은 그들이 1960년대 중후반에 쏟아냈던 폭발적인 창작열의 정수를 고스란히 품고 있으며, 대중음악이 기성세대의 질서에 순응하지 않고 시대의 균열을 날카롭게 포착할 때 발휘되는 거대한 에너지를 생생하게 들려줍니다.</w:t>
+      </w:r>
+    </w:p>
+    <w:p>
+      <w:pPr>
+        <w:spacing w:line="324" w:lineRule="auto" w:after="120"/>
+      </w:pPr>
+      <w:r>
+        <w:rPr w:rFonts="맑은 고딕">
+          <w:rFonts w:ascii="맑은 고딕" w:hAnsi="맑은 고딕" w:eastAsia="맑은 고딕"/>
+          <w:b w:val="0"/>
+          <w:sz w:val="21"/>
+        </w:rPr>
+        <w:t>이 음반이 품은 메시지는 시대를 초월한 자유와 실존적 고뇌입니다. 물질만능주의와 사회적 불안 속에서 방황하던 청춘들의 심장을 직격했던 날 선 사운드 이면에는 역설적으로 짙은 낭만과 우수가 흐릅니다. 반세기가 훌쩍 지난 오늘날에도 LP의 그루브를 타고 흐르는 텁텁하면서도 생생한 울림은 클래식과 팝 애호가 모두에게 날것의 생명력이 빚어내는 장엄한 음악적 카타르시스를 선사합니다.</w:t>
       </w:r>
     </w:p>
     <w:p>
@@ -168,7 +187,7 @@
           <w:b w:val="0"/>
           <w:sz w:val="21"/>
         </w:rPr>
-        <w:t>1960년대 데카(Decca) 및 런던(London) 레코드 시절, 밴드의 폭발적인 성장을 견인했던 초기 골든 에라의 정수를 집대성하여 발매된 정통 컴필레이션 앨범입니다.</w:t>
+        <w:t>1960년대 데카(Decca) 및 런던(London) 레코드 시절 롤링 스톤즈가 전 세계를 뒤흔들며 발표한 초기 대표 명곡들을 엄선하여 발매한 기념비적인 컴필레이션 앨범입니다.</w:t>
       </w:r>
     </w:p>
     <w:p>
@@ -199,7 +218,7 @@
           <w:b w:val="0"/>
           <w:sz w:val="21"/>
         </w:rPr>
-        <w:t>발매 당시 전 세계 주요 앨범 차트 최상위권을 휩쓸었으며, 밴드의 초기 대표 레퍼토리를 집약한 앨범으로서 수백만 장 이상의 스테디셀러 판매고를 기록하며 플래티넘 인증을 획득했습니다.</w:t>
+        <w:t>발매 당시 영미 양국의 앨범 차트 최상위권을 휩쓸었으며, 수록된 싱글들은 빌보드 핫 100 1위를 비롯해 세계 각국에서 수천만 장의 판매고를 올리며 골드 및 멀티 플래티넘을 기록했습니다.</w:t>
       </w:r>
     </w:p>
     <w:p>
@@ -230,7 +249,7 @@
           <w:b w:val="0"/>
           <w:sz w:val="21"/>
         </w:rPr>
-        <w:t>수록곡 대다수가 ‘그래미 명예의 전당(Grammy Hall of Fame)’에 헌액되었으며, 롤링 스톤 지 선정 ‘역사상 가장 위대한 노래 500곡’의 상위권을 독식하는 등 음악적 권위를 공인받았습니다.</w:t>
+        <w:t>롤링 스톤즈는 1989년 '로큰롤 명예의 전당(Rock and Roll Hall of Fame)'에 헌액되었으며, 그래미 평생공로상 수상 및 롤링 스톤 지 선정 '역대 가장 위대한 아티스트' 최상위권에 이름을 올린 불멸의 거장입니다.</w:t>
       </w:r>
     </w:p>
     <w:p>
@@ -337,7 +356,7 @@
           <w:b w:val="0"/>
           <w:sz w:val="21"/>
         </w:rPr>
-        <w:t>록 밴드 (Rock Band)</w:t>
+        <w:t>록 밴드 (그룹)</w:t>
       </w:r>
     </w:p>
     <w:p>
@@ -368,7 +387,7 @@
           <w:b w:val="0"/>
           <w:sz w:val="21"/>
         </w:rPr>
-        <w:t>믹 재거와 키스 리처즈를 중심으로 결성된 롤링 스톤즈는 시카고 블루스의 깊은 토양 위에 영국 특유의 도발적인 록 사운드를 접목하여 록 앤 롤의 새로운 문법을 창조했습니다. 비틀즈와 함께 ‘브리티시 인베이전(British Invasion)’을 주도하며 대중문화의 판도를 바꾸었고, 60년이 넘는 시간 동안 타협 없는 음악적 생명력을 과시하고 있는 살아있는 전설입니다.</w:t>
+        <w:t>롤링 스톤즈는 아메리칸 흑인 블루스를 영국적 록 감성으로 탁월하게 재해석하여 로큰롤의 본질적 야성과 반항 정신을 확립한 전설적인 밴드입니다. 믹 재거의 압도적인 무대 장악력과 키스 리처즈의 정통 리프 메이킹은 지난 60여 년간 전 세계 대중음악의 지형을 형성해 온 살아있는 신화로 평가받습니다.</w:t>
       </w:r>
     </w:p>
     <w:p>
@@ -413,7 +432,7 @@
           <w:b w:val="0"/>
           <w:sz w:val="21"/>
         </w:rPr>
-        <w:t>본 음반은 롤링 스톤즈가 단순한 블루스 리바이벌 밴드에서 독창적인 작곡 능력을 지닌 독보적 아티스트로 도약하던 변혁기의 궤적을 명징하게 보여줍니다. 모즈(Mods)와 로커스(Rockers)의 대립, 기성세대의 질서에 균열을 내기 시작한 1960년대 중후반의 시대정신을 음악이라는 예술적 형식으로 완벽하게 승화시킨 음악사적 기념비입니다.</w:t>
+        <w:t>록 음악의 태동기와 만개기를 잇는 중대한 가교 역할을 하는 음반입니다. 대중적 팝 감수성과 정통 블루스 록의 유기적 결합을 이룩함으로써, 록이 단순한 유행가를 넘어 동시대 청년들의 실존적 미학이자 거대한 문화 운동으로 자리매김했음을 증명하는 음악사적 걸작입니다.</w:t>
       </w:r>
     </w:p>
     <w:p>
@@ -444,7 +463,7 @@
           <w:b w:val="0"/>
           <w:sz w:val="21"/>
         </w:rPr>
-        <w:t>안개 자욱한 런던의 클럽에서 피어오른 담배 연기와 불안정한 청춘의 갈망이 고랑마다 각인되어 있습니다. 말끔한 수트를 차려입은 주류 사회의 위선에 맞서 날카로운 기타 리프와 원초적인 절규로 응답했던 당시 젊은 세대의 공기와 문화적 해방감이 레코드의 미세한 소리골 속에 그대로 박제되어 있습니다.</w:t>
+        <w:t>1960년대는 베트남 전쟁과 반전 운동, 기성 질서의 붕괴 속에서 젊은 세대가 새로운 정체성을 갈구하던 격동기였습니다. 당시 청춘들에게 롤링 스톤즈의 음악은 억압된 현실을 깨부수는 유일한 탈출구였으며, 음반 곳곳에 서린 거친 숨결은 런던과 뉴욕의 차가운 보도블록 위를 걷던 젊은이들의 불안과 낭만을 고스란히 담아내고 있습니다.</w:t>
       </w:r>
     </w:p>
     <w:p>
@@ -489,7 +508,7 @@
           <w:b w:val="0"/>
           <w:sz w:val="21"/>
         </w:rPr>
-        <w:t>시대를 불문하고 록의 영원한 찬가로 불리는 ‘(I Can't Get No) Satisfaction’의 강렬한 퍼즈 톤 기타 리프는 듣는 이를 전율케 하며, 동양적인 시타르 선율과 비극적 서정이 어우러진 ‘Paint It Black’은 짙은 음영의 미학을 전합니다. 이에 더해 스트링 오케스트레이션과 믹 재거의 담담한 슬픔이 돋보이는 챔버 팝의 걸작 ‘As Tears Go By’와 서정적인 멜로디의 극치를 보여주는 ‘Ruby Tuesday’는 밴드의 다채로운 음악적 스펙트럼을 증명합니다.</w:t>
+        <w:t>시대를 규정한 상징적 기타 리프와 세태 풍자가 돋보이는 '(I Can\'t Get No) Satisfaction', 어둡고 매혹적인 시타르 선율과 질주하는 리듬이 슬픔을 토해내는 'Paint It, Black', 그리고 현악과 어쿠스틱 기타의 서정미 위에 얹힌 믹 재거의 쓸쓸한 미성이 일품인 'As Tears Go By' 등 원초적인 열기와 서정적 애상이 절묘한 조화를 이룹니다.</w:t>
       </w:r>
     </w:p>
     <w:p>
@@ -520,7 +539,7 @@
           <w:b w:val="0"/>
           <w:sz w:val="21"/>
         </w:rPr>
-        <w:t>진공관 앰프 특유의 따뜻하고 두터운 중음역대와 만났을 때, 키스 리처즈의 거친 기타 배음과 찰리 와츠의 단단한 스네어 타격감이 공간을 입체적으로 채웁니다. 카트리지의 바늘 끝을 타고 흐르는 아날로그 특유의 질감은 디지털 음원에서는 결코 느낄 수 없는 믹 재거의 거친 숨결과 마이크 프리앰프의 자연스러운 포화감을 고스란히 되살려냅니다.</w:t>
+        <w:t>진공관 앰프의 따스하고 풍성한 질감으로 감상할 때 바이닐 특유의 생동감이 극대화됩니다. 턴테이블 바늘이 소리골을 스치며 전하는 특유의 아날로그 질감은 디지털 음원에서는 느낄 수 없는 키스 리처즈 기타의 팽팽한 텐션과 찰리 와츠의 단단한 드럼 타격감을 입체적으로 전달합니다.</w:t>
       </w:r>
     </w:p>
     <w:p>
@@ -551,7 +570,7 @@
           <w:b w:val="0"/>
           <w:sz w:val="21"/>
         </w:rPr>
-        <w:t>록 역사의 가장 찬란했던 여명을 하나의 디스크에 온전히 담아낸 음반으로, 오리지널 아날로그 사운드의 진수를 체감할 수 있는 바이닐 애호가와 컬렉터들의 필수 소장 음반입니다.</w:t>
+        <w:t>록 음악의 황금기를 수놓은 명곡들을 온전한 아날로그 사운드로 감상할 수 있다는 점에서 대체 불가능한 소장 가치를 지닙니다. 클래식 록의 교과서이자 아날로그 바이닐 컬렉터라면 반드시 턴테이블 곁에 비치해 두어야 할 시대를 초월한 명반입니다.</w:t>
       </w:r>
     </w:p>
     <w:p>
@@ -565,7 +584,7 @@
           <w:color w:val="4338CA"/>
           <w:sz w:val="21"/>
         </w:rPr>
-        <w:t>이 음반을 통해 거친 저항의 틈바구니에서 피어난 순수한 서정미와 아날로그 바이닐만이 전해주는 감동을 다시 한번 경험해 보시는 것은 어떨까요?</w:t>
+        <w:t>이 음반을 통해 반세기의 시공간을 뛰어넘어 거친 열정 속에서도 찬란하게 빛나는 록의 원초적 생명력이 전해주는 감동을 다시 한번 경험해 보시는 것은 어떨까요?</w:t>
       </w:r>
     </w:p>
     <w:sectPr>
